--- a/Лаба 3/ASM3.docx
+++ b/Лаба 3/ASM3.docx
@@ -79,7 +79,7 @@
                           <a:blip r:embed="rId8" cstate="print">
                             <a:extLst>
                               <a:ext uri="{28A0092B-C50C-407E-A947-70E740481C1C}">
-                                <a14:useLocalDpi xmlns:arto="http://schemas.microsoft.com/office/word/2006/arto" xmlns="" xmlns:wpc="http://schemas.microsoft.com/office/word/2010/wordprocessingCanvas" xmlns:cx="http://schemas.microsoft.com/office/drawing/2014/chartex" xmlns:cx1="http://schemas.microsoft.com/office/drawing/2015/9/8/chartex" xmlns:cx2="http://schemas.microsoft.com/office/drawing/2015/10/21/chartex" xmlns:cx3="http://schemas.microsoft.com/office/drawing/2016/5/9/chartex" xmlns:cx4="http://schemas.microsoft.com/office/drawing/2016/5/10/chartex" xmlns:cx5="http://schemas.microsoft.com/office/drawing/2016/5/11/chartex" xmlns:cx6="http://schemas.microsoft.com/office/drawing/2016/5/12/chartex" xmlns:cx7="http://schemas.microsoft.com/office/drawing/2016/5/13/chartex" xmlns:cx8="http://schemas.microsoft.com/office/drawing/2016/5/14/chartex" xmlns:mc="http://schemas.openxmlformats.org/markup-compatibility/2006" xmlns:aink="http://schemas.microsoft.com/office/drawing/2016/ink" xmlns:am3d="http://schemas.microsoft.com/office/drawing/2017/model3d" xmlns:o="urn:schemas-microsoft-com:office:office" xmlns:v="urn:schemas-microsoft-com:vml" xmlns:wp14="http://schemas.microsoft.com/office/word/2010/wordprocessingDrawing" xmlns:w10="urn:schemas-microsoft-com:office:word" xmlns:w="http://schemas.openxmlformats.org/wordprocessingml/2006/main" xmlns:w14="http://schemas.microsoft.com/office/word/2010/wordml" xmlns:w15="http://schemas.microsoft.com/office/word/2012/wordml" xmlns:w16cex="http://schemas.microsoft.com/office/word/2018/wordml/cex" xmlns:w16cid="http://schemas.microsoft.com/office/word/2016/wordml/cid" xmlns:w16="http://schemas.microsoft.com/office/word/2018/wordml" xmlns:w16sdtdh="http://schemas.microsoft.com/office/word/2020/wordml/sdtdatahash" xmlns:w16se="http://schemas.microsoft.com/office/word/2015/wordml/symex" xmlns:wpg="http://schemas.microsoft.com/office/word/2010/wordprocessingGroup" xmlns:wpi="http://schemas.microsoft.com/office/word/2010/wordprocessingInk" xmlns:wps="http://schemas.microsoft.com/office/word/2010/wordprocessingShape" xmlns:a14="http://schemas.microsoft.com/office/drawing/2010/main" val="0"/>
+                                <a14:useLocalDpi xmlns:a14="http://schemas.microsoft.com/office/drawing/2010/main" xmlns:wps="http://schemas.microsoft.com/office/word/2010/wordprocessingShape" xmlns:wpi="http://schemas.microsoft.com/office/word/2010/wordprocessingInk" xmlns:wpg="http://schemas.microsoft.com/office/word/2010/wordprocessingGroup" xmlns:w16se="http://schemas.microsoft.com/office/word/2015/wordml/symex" xmlns:w16sdtdh="http://schemas.microsoft.com/office/word/2020/wordml/sdtdatahash" xmlns:w16="http://schemas.microsoft.com/office/word/2018/wordml" xmlns:w16cid="http://schemas.microsoft.com/office/word/2016/wordml/cid" xmlns:w16cex="http://schemas.microsoft.com/office/word/2018/wordml/cex" xmlns:w15="http://schemas.microsoft.com/office/word/2012/wordml" xmlns:w14="http://schemas.microsoft.com/office/word/2010/wordml" xmlns:w="http://schemas.openxmlformats.org/wordprocessingml/2006/main" xmlns:w10="urn:schemas-microsoft-com:office:word" xmlns:wp14="http://schemas.microsoft.com/office/word/2010/wordprocessingDrawing" xmlns:v="urn:schemas-microsoft-com:vml" xmlns:o="urn:schemas-microsoft-com:office:office" xmlns:am3d="http://schemas.microsoft.com/office/drawing/2017/model3d" xmlns:aink="http://schemas.microsoft.com/office/drawing/2016/ink" xmlns:mc="http://schemas.openxmlformats.org/markup-compatibility/2006" xmlns:cx8="http://schemas.microsoft.com/office/drawing/2016/5/14/chartex" xmlns:cx7="http://schemas.microsoft.com/office/drawing/2016/5/13/chartex" xmlns:cx6="http://schemas.microsoft.com/office/drawing/2016/5/12/chartex" xmlns:cx5="http://schemas.microsoft.com/office/drawing/2016/5/11/chartex" xmlns:cx4="http://schemas.microsoft.com/office/drawing/2016/5/10/chartex" xmlns:cx3="http://schemas.microsoft.com/office/drawing/2016/5/9/chartex" xmlns:cx2="http://schemas.microsoft.com/office/drawing/2015/10/21/chartex" xmlns:cx1="http://schemas.microsoft.com/office/drawing/2015/9/8/chartex" xmlns:cx="http://schemas.microsoft.com/office/drawing/2014/chartex" xmlns:wpc="http://schemas.microsoft.com/office/word/2010/wordprocessingCanvas" xmlns="" xmlns:arto="http://schemas.microsoft.com/office/word/2006/arto" val="0"/>
                               </a:ext>
                             </a:extLst>
                           </a:blip>
@@ -229,7 +229,7 @@
                           <a:blip r:embed="rId10">
                             <a:extLst>
                               <a:ext uri="{28A0092B-C50C-407E-A947-70E740481C1C}">
-                                <a14:useLocalDpi xmlns:arto="http://schemas.microsoft.com/office/word/2006/arto" xmlns="" xmlns:wpc="http://schemas.microsoft.com/office/word/2010/wordprocessingCanvas" xmlns:cx="http://schemas.microsoft.com/office/drawing/2014/chartex" xmlns:cx1="http://schemas.microsoft.com/office/drawing/2015/9/8/chartex" xmlns:cx2="http://schemas.microsoft.com/office/drawing/2015/10/21/chartex" xmlns:cx3="http://schemas.microsoft.com/office/drawing/2016/5/9/chartex" xmlns:cx4="http://schemas.microsoft.com/office/drawing/2016/5/10/chartex" xmlns:cx5="http://schemas.microsoft.com/office/drawing/2016/5/11/chartex" xmlns:cx6="http://schemas.microsoft.com/office/drawing/2016/5/12/chartex" xmlns:cx7="http://schemas.microsoft.com/office/drawing/2016/5/13/chartex" xmlns:cx8="http://schemas.microsoft.com/office/drawing/2016/5/14/chartex" xmlns:mc="http://schemas.openxmlformats.org/markup-compatibility/2006" xmlns:aink="http://schemas.microsoft.com/office/drawing/2016/ink" xmlns:am3d="http://schemas.microsoft.com/office/drawing/2017/model3d" xmlns:o="urn:schemas-microsoft-com:office:office" xmlns:v="urn:schemas-microsoft-com:vml" xmlns:wp14="http://schemas.microsoft.com/office/word/2010/wordprocessingDrawing" xmlns:w10="urn:schemas-microsoft-com:office:word" xmlns:w="http://schemas.openxmlformats.org/wordprocessingml/2006/main" xmlns:w14="http://schemas.microsoft.com/office/word/2010/wordml" xmlns:w15="http://schemas.microsoft.com/office/word/2012/wordml" xmlns:w16cex="http://schemas.microsoft.com/office/word/2018/wordml/cex" xmlns:w16cid="http://schemas.microsoft.com/office/word/2016/wordml/cid" xmlns:w16="http://schemas.microsoft.com/office/word/2018/wordml" xmlns:w16sdtdh="http://schemas.microsoft.com/office/word/2020/wordml/sdtdatahash" xmlns:w16se="http://schemas.microsoft.com/office/word/2015/wordml/symex" xmlns:wpg="http://schemas.microsoft.com/office/word/2010/wordprocessingGroup" xmlns:wpi="http://schemas.microsoft.com/office/word/2010/wordprocessingInk" xmlns:wps="http://schemas.microsoft.com/office/word/2010/wordprocessingShape" xmlns:a14="http://schemas.microsoft.com/office/drawing/2010/main" val="0"/>
+                                <a14:useLocalDpi xmlns:a14="http://schemas.microsoft.com/office/drawing/2010/main" xmlns:wps="http://schemas.microsoft.com/office/word/2010/wordprocessingShape" xmlns:wpi="http://schemas.microsoft.com/office/word/2010/wordprocessingInk" xmlns:wpg="http://schemas.microsoft.com/office/word/2010/wordprocessingGroup" xmlns:w16se="http://schemas.microsoft.com/office/word/2015/wordml/symex" xmlns:w16sdtdh="http://schemas.microsoft.com/office/word/2020/wordml/sdtdatahash" xmlns:w16="http://schemas.microsoft.com/office/word/2018/wordml" xmlns:w16cid="http://schemas.microsoft.com/office/word/2016/wordml/cid" xmlns:w16cex="http://schemas.microsoft.com/office/word/2018/wordml/cex" xmlns:w15="http://schemas.microsoft.com/office/word/2012/wordml" xmlns:w14="http://schemas.microsoft.com/office/word/2010/wordml" xmlns:w="http://schemas.openxmlformats.org/wordprocessingml/2006/main" xmlns:w10="urn:schemas-microsoft-com:office:word" xmlns:wp14="http://schemas.microsoft.com/office/word/2010/wordprocessingDrawing" xmlns:v="urn:schemas-microsoft-com:vml" xmlns:o="urn:schemas-microsoft-com:office:office" xmlns:am3d="http://schemas.microsoft.com/office/drawing/2017/model3d" xmlns:aink="http://schemas.microsoft.com/office/drawing/2016/ink" xmlns:mc="http://schemas.openxmlformats.org/markup-compatibility/2006" xmlns:cx8="http://schemas.microsoft.com/office/drawing/2016/5/14/chartex" xmlns:cx7="http://schemas.microsoft.com/office/drawing/2016/5/13/chartex" xmlns:cx6="http://schemas.microsoft.com/office/drawing/2016/5/12/chartex" xmlns:cx5="http://schemas.microsoft.com/office/drawing/2016/5/11/chartex" xmlns:cx4="http://schemas.microsoft.com/office/drawing/2016/5/10/chartex" xmlns:cx3="http://schemas.microsoft.com/office/drawing/2016/5/9/chartex" xmlns:cx2="http://schemas.microsoft.com/office/drawing/2015/10/21/chartex" xmlns:cx1="http://schemas.microsoft.com/office/drawing/2015/9/8/chartex" xmlns:cx="http://schemas.microsoft.com/office/drawing/2014/chartex" xmlns:wpc="http://schemas.microsoft.com/office/word/2010/wordprocessingCanvas" xmlns="" xmlns:arto="http://schemas.microsoft.com/office/word/2006/arto" val="0"/>
                               </a:ext>
                             </a:extLst>
                           </a:blip>
@@ -496,7 +496,7 @@
                           <a:blip r:embed="rId11">
                             <a:extLst>
                               <a:ext uri="{28A0092B-C50C-407E-A947-70E740481C1C}">
-                                <a14:useLocalDpi xmlns:arto="http://schemas.microsoft.com/office/word/2006/arto" xmlns="" xmlns:wpc="http://schemas.microsoft.com/office/word/2010/wordprocessingCanvas" xmlns:cx="http://schemas.microsoft.com/office/drawing/2014/chartex" xmlns:cx1="http://schemas.microsoft.com/office/drawing/2015/9/8/chartex" xmlns:cx2="http://schemas.microsoft.com/office/drawing/2015/10/21/chartex" xmlns:cx3="http://schemas.microsoft.com/office/drawing/2016/5/9/chartex" xmlns:cx4="http://schemas.microsoft.com/office/drawing/2016/5/10/chartex" xmlns:cx5="http://schemas.microsoft.com/office/drawing/2016/5/11/chartex" xmlns:cx6="http://schemas.microsoft.com/office/drawing/2016/5/12/chartex" xmlns:cx7="http://schemas.microsoft.com/office/drawing/2016/5/13/chartex" xmlns:cx8="http://schemas.microsoft.com/office/drawing/2016/5/14/chartex" xmlns:mc="http://schemas.openxmlformats.org/markup-compatibility/2006" xmlns:aink="http://schemas.microsoft.com/office/drawing/2016/ink" xmlns:am3d="http://schemas.microsoft.com/office/drawing/2017/model3d" xmlns:o="urn:schemas-microsoft-com:office:office" xmlns:v="urn:schemas-microsoft-com:vml" xmlns:wp14="http://schemas.microsoft.com/office/word/2010/wordprocessingDrawing" xmlns:w10="urn:schemas-microsoft-com:office:word" xmlns:w="http://schemas.openxmlformats.org/wordprocessingml/2006/main" xmlns:w14="http://schemas.microsoft.com/office/word/2010/wordml" xmlns:w15="http://schemas.microsoft.com/office/word/2012/wordml" xmlns:w16cex="http://schemas.microsoft.com/office/word/2018/wordml/cex" xmlns:w16cid="http://schemas.microsoft.com/office/word/2016/wordml/cid" xmlns:w16="http://schemas.microsoft.com/office/word/2018/wordml" xmlns:w16sdtdh="http://schemas.microsoft.com/office/word/2020/wordml/sdtdatahash" xmlns:w16se="http://schemas.microsoft.com/office/word/2015/wordml/symex" xmlns:wpg="http://schemas.microsoft.com/office/word/2010/wordprocessingGroup" xmlns:wpi="http://schemas.microsoft.com/office/word/2010/wordprocessingInk" xmlns:wps="http://schemas.microsoft.com/office/word/2010/wordprocessingShape" xmlns:a14="http://schemas.microsoft.com/office/drawing/2010/main" val="0"/>
+                                <a14:useLocalDpi xmlns:a14="http://schemas.microsoft.com/office/drawing/2010/main" xmlns:wps="http://schemas.microsoft.com/office/word/2010/wordprocessingShape" xmlns:wpi="http://schemas.microsoft.com/office/word/2010/wordprocessingInk" xmlns:wpg="http://schemas.microsoft.com/office/word/2010/wordprocessingGroup" xmlns:w16se="http://schemas.microsoft.com/office/word/2015/wordml/symex" xmlns:w16sdtdh="http://schemas.microsoft.com/office/word/2020/wordml/sdtdatahash" xmlns:w16="http://schemas.microsoft.com/office/word/2018/wordml" xmlns:w16cid="http://schemas.microsoft.com/office/word/2016/wordml/cid" xmlns:w16cex="http://schemas.microsoft.com/office/word/2018/wordml/cex" xmlns:w15="http://schemas.microsoft.com/office/word/2012/wordml" xmlns:w14="http://schemas.microsoft.com/office/word/2010/wordml" xmlns:w="http://schemas.openxmlformats.org/wordprocessingml/2006/main" xmlns:w10="urn:schemas-microsoft-com:office:word" xmlns:wp14="http://schemas.microsoft.com/office/word/2010/wordprocessingDrawing" xmlns:v="urn:schemas-microsoft-com:vml" xmlns:o="urn:schemas-microsoft-com:office:office" xmlns:am3d="http://schemas.microsoft.com/office/drawing/2017/model3d" xmlns:aink="http://schemas.microsoft.com/office/drawing/2016/ink" xmlns:mc="http://schemas.openxmlformats.org/markup-compatibility/2006" xmlns:cx8="http://schemas.microsoft.com/office/drawing/2016/5/14/chartex" xmlns:cx7="http://schemas.microsoft.com/office/drawing/2016/5/13/chartex" xmlns:cx6="http://schemas.microsoft.com/office/drawing/2016/5/12/chartex" xmlns:cx5="http://schemas.microsoft.com/office/drawing/2016/5/11/chartex" xmlns:cx4="http://schemas.microsoft.com/office/drawing/2016/5/10/chartex" xmlns:cx3="http://schemas.microsoft.com/office/drawing/2016/5/9/chartex" xmlns:cx2="http://schemas.microsoft.com/office/drawing/2015/10/21/chartex" xmlns:cx1="http://schemas.microsoft.com/office/drawing/2015/9/8/chartex" xmlns:cx="http://schemas.microsoft.com/office/drawing/2014/chartex" xmlns:wpc="http://schemas.microsoft.com/office/word/2010/wordprocessingCanvas" xmlns="" xmlns:arto="http://schemas.microsoft.com/office/word/2006/arto" val="0"/>
                               </a:ext>
                             </a:extLst>
                           </a:blip>
@@ -1509,7 +1509,7 @@
           <w:sz w:val="28"/>
           <w:szCs w:val="28"/>
         </w:rPr>
-        <w:t>Для вызова процед</w:t>
+        <w:t>Для вызова процедуры использовать</w:t>
       </w:r>
       <w:r>
         <w:rPr>
@@ -1517,15 +1517,16 @@
           <w:sz w:val="28"/>
           <w:szCs w:val="28"/>
         </w:rPr>
-        <w:t>у</w:t>
+        <w:t xml:space="preserve"> соглашение</w:t>
       </w:r>
       <w:r>
         <w:rPr>
           <w:rFonts w:ascii="Times New Roman" w:hAnsi="Times New Roman"/>
           <w:sz w:val="28"/>
           <w:szCs w:val="28"/>
-        </w:rPr>
-        <w:t>ры использовать</w:t>
+          <w:lang w:val="en-US"/>
+        </w:rPr>
+        <w:t xml:space="preserve"> </w:t>
       </w:r>
       <w:r>
         <w:rPr>
@@ -1533,7 +1534,7 @@
           <w:sz w:val="28"/>
           <w:szCs w:val="28"/>
         </w:rPr>
-        <w:t xml:space="preserve"> соглашение</w:t>
+        <w:t xml:space="preserve">о вызовах </w:t>
       </w:r>
       <w:r>
         <w:rPr>
@@ -1542,24 +1543,7 @@
           <w:szCs w:val="28"/>
           <w:lang w:val="en-US"/>
         </w:rPr>
-        <w:t xml:space="preserve"> </w:t>
-      </w:r>
-      <w:r>
-        <w:rPr>
-          <w:rFonts w:ascii="Times New Roman" w:hAnsi="Times New Roman"/>
-          <w:sz w:val="28"/>
-          <w:szCs w:val="28"/>
-        </w:rPr>
-        <w:t xml:space="preserve">о вызовах </w:t>
-      </w:r>
-      <w:r>
-        <w:rPr>
-          <w:rFonts w:ascii="Times New Roman" w:hAnsi="Times New Roman"/>
-          <w:sz w:val="28"/>
-          <w:szCs w:val="28"/>
-          <w:lang w:val="en-US"/>
-        </w:rPr>
-        <w:t>cdecl</w:t>
+        <w:t>stdcall</w:t>
       </w:r>
       <w:r>
         <w:rPr>
@@ -1674,25 +1658,7 @@
           <w:sz w:val="28"/>
           <w:szCs w:val="28"/>
         </w:rPr>
-        <w:t>семблера) с помощью директ</w:t>
-      </w:r>
-      <w:r>
-        <w:rPr>
-          <w:rFonts w:ascii="Times New Roman" w:hAnsi="Times New Roman" w:cs="Times New Roman"/>
-          <w:color w:val="000000"/>
-          <w:sz w:val="28"/>
-          <w:szCs w:val="28"/>
-        </w:rPr>
-        <w:t>и</w:t>
-      </w:r>
-      <w:r>
-        <w:rPr>
-          <w:rFonts w:ascii="Times New Roman" w:hAnsi="Times New Roman" w:cs="Times New Roman"/>
-          <w:color w:val="000000"/>
-          <w:sz w:val="28"/>
-          <w:szCs w:val="28"/>
-        </w:rPr>
-        <w:t xml:space="preserve">вы </w:t>
+        <w:t xml:space="preserve">семблера) с помощью директивы </w:t>
       </w:r>
       <w:r>
         <w:rPr>
@@ -1771,25 +1737,7 @@
           <w:sz w:val="28"/>
           <w:szCs w:val="28"/>
         </w:rPr>
-        <w:t>пользуя фун</w:t>
-      </w:r>
-      <w:r>
-        <w:rPr>
-          <w:rFonts w:ascii="Times New Roman" w:hAnsi="Times New Roman" w:cs="Times New Roman"/>
-          <w:color w:val="000000"/>
-          <w:sz w:val="28"/>
-          <w:szCs w:val="28"/>
-        </w:rPr>
-        <w:t>к</w:t>
-      </w:r>
-      <w:r>
-        <w:rPr>
-          <w:rFonts w:ascii="Times New Roman" w:hAnsi="Times New Roman" w:cs="Times New Roman"/>
-          <w:color w:val="000000"/>
-          <w:sz w:val="28"/>
-          <w:szCs w:val="28"/>
-        </w:rPr>
-        <w:t>ции С++</w:t>
+        <w:t>пользуя функции С++</w:t>
       </w:r>
     </w:p>
     <w:p>
@@ -1840,25 +1788,7 @@
           <w:sz w:val="28"/>
           <w:szCs w:val="28"/>
         </w:rPr>
-        <w:t>корректно, то выводим сообщение об ошибке и выходим из програ</w:t>
-      </w:r>
-      <w:r>
-        <w:rPr>
-          <w:rFonts w:ascii="Times New Roman" w:hAnsi="Times New Roman" w:cs="Times New Roman"/>
-          <w:color w:val="000000"/>
-          <w:sz w:val="28"/>
-          <w:szCs w:val="28"/>
-        </w:rPr>
-        <w:t>м</w:t>
-      </w:r>
-      <w:r>
-        <w:rPr>
-          <w:rFonts w:ascii="Times New Roman" w:hAnsi="Times New Roman" w:cs="Times New Roman"/>
-          <w:color w:val="000000"/>
-          <w:sz w:val="28"/>
-          <w:szCs w:val="28"/>
-        </w:rPr>
-        <w:t>мы с кодом 1.</w:t>
+        <w:t>корректно, то выводим сообщение об ошибке и выходим из программы с кодом 1.</w:t>
       </w:r>
     </w:p>
     <w:p>
@@ -1909,25 +1839,7 @@
           <w:sz w:val="28"/>
           <w:szCs w:val="28"/>
         </w:rPr>
-        <w:t>ходимую по</w:t>
-      </w:r>
-      <w:r>
-        <w:rPr>
-          <w:rFonts w:ascii="Times New Roman" w:hAnsi="Times New Roman" w:cs="Times New Roman"/>
-          <w:color w:val="000000"/>
-          <w:sz w:val="28"/>
-          <w:szCs w:val="28"/>
-        </w:rPr>
-        <w:t>д</w:t>
-      </w:r>
-      <w:r>
-        <w:rPr>
-          <w:rFonts w:ascii="Times New Roman" w:hAnsi="Times New Roman" w:cs="Times New Roman"/>
-          <w:color w:val="000000"/>
-          <w:sz w:val="28"/>
-          <w:szCs w:val="28"/>
-        </w:rPr>
-        <w:t>строку.</w:t>
+        <w:t>ходимую подстроку.</w:t>
       </w:r>
     </w:p>
     <w:p>
@@ -2421,7 +2333,7 @@
                 <w:noProof/>
                 <w:sz w:val="24"/>
                 <w:szCs w:val="28"/>
-                <w:lang w:val="en-US" w:eastAsia="ru-RU"/>
+                <w:lang w:eastAsia="ru-RU"/>
               </w:rPr>
             </w:pPr>
             <w:r>
@@ -2689,7 +2601,6 @@
           <w:color w:val="000000"/>
           <w:sz w:val="32"/>
           <w:szCs w:val="24"/>
-          <w:lang w:val="en-US"/>
         </w:rPr>
       </w:pPr>
     </w:p>
@@ -2707,7 +2618,6 @@
           <w:color w:val="000000"/>
           <w:sz w:val="32"/>
           <w:szCs w:val="24"/>
-          <w:lang w:val="en-US"/>
         </w:rPr>
       </w:pPr>
     </w:p>
@@ -2725,7 +2635,6 @@
           <w:color w:val="000000"/>
           <w:sz w:val="32"/>
           <w:szCs w:val="24"/>
-          <w:lang w:val="en-US"/>
         </w:rPr>
       </w:pPr>
     </w:p>
@@ -3436,6 +3345,28 @@
           <w:szCs w:val="19"/>
           <w:lang w:val="en-US"/>
         </w:rPr>
+        <w:t xml:space="preserve"> </w:t>
+      </w:r>
+      <w:r>
+        <w:rPr>
+          <w:rFonts w:ascii="Cascadia Mono" w:hAnsi="Cascadia Mono" w:cs="Cascadia Mono"/>
+          <w:noProof/>
+          <w:color w:val="0000FF"/>
+          <w:sz w:val="19"/>
+          <w:szCs w:val="19"/>
+          <w:lang w:val="en-US"/>
+        </w:rPr>
+        <w:t>_stdcall</w:t>
+      </w:r>
+      <w:r>
+        <w:rPr>
+          <w:rFonts w:ascii="Cascadia Mono" w:hAnsi="Cascadia Mono" w:cs="Cascadia Mono"/>
+          <w:noProof/>
+          <w:color w:val="000000"/>
+          <w:sz w:val="19"/>
+          <w:szCs w:val="19"/>
+          <w:lang w:val="en-US"/>
+        </w:rPr>
         <w:t xml:space="preserve"> SUBSTRING(</w:t>
       </w:r>
       <w:r>
@@ -3458,7 +3389,7 @@
           <w:szCs w:val="19"/>
           <w:lang w:val="en-US"/>
         </w:rPr>
-        <w:t xml:space="preserve"> * </w:t>
+        <w:t xml:space="preserve">* </w:t>
       </w:r>
       <w:r>
         <w:rPr>
@@ -3502,7 +3433,7 @@
           <w:szCs w:val="19"/>
           <w:lang w:val="en-US"/>
         </w:rPr>
-        <w:t xml:space="preserve"> * </w:t>
+        <w:t xml:space="preserve">* </w:t>
       </w:r>
       <w:r>
         <w:rPr>
@@ -4113,7 +4044,7 @@
           <w:szCs w:val="19"/>
           <w:lang w:val="en-US"/>
         </w:rPr>
-        <w:t>[old_string.size()+1];</w:t>
+        <w:t>[old_string.size() + 1];</w:t>
       </w:r>
     </w:p>
     <w:p>
@@ -4140,7 +4071,7 @@
           <w:szCs w:val="19"/>
           <w:lang w:val="en-US"/>
         </w:rPr>
-        <w:t xml:space="preserve">    snprintf(edit_string, old_string.size()+1, </w:t>
+        <w:t xml:space="preserve">    snprintf(edit_string, old_string.size() + 1, </w:t>
       </w:r>
       <w:r>
         <w:rPr>
@@ -4593,7 +4524,7 @@
           <w:szCs w:val="19"/>
           <w:lang w:val="en-US"/>
         </w:rPr>
-        <w:t xml:space="preserve"> (start_point + len_str &gt; old_string.size()+1 || start_point &lt; 0 || len_str &lt; 0) {</w:t>
+        <w:t xml:space="preserve"> (start_point + len_str &gt; old_string.size() + 1 || start_point &lt; 0 || len_str &lt; 0) {</w:t>
       </w:r>
     </w:p>
     <w:p>
@@ -5128,7 +5059,7 @@
           <w:noProof/>
           <w:sz w:val="28"/>
           <w:szCs w:val="28"/>
-          <w:lang w:val="en-US" w:eastAsia="ru-RU"/>
+          <w:lang w:eastAsia="ru-RU"/>
         </w:rPr>
       </w:pPr>
       <w:r>
@@ -5150,7 +5081,17 @@
           <w:szCs w:val="28"/>
           <w:lang w:val="en-US" w:eastAsia="ru-RU"/>
         </w:rPr>
-        <w:t>ASM:</w:t>
+        <w:t>ASM</w:t>
+      </w:r>
+      <w:r>
+        <w:rPr>
+          <w:rFonts w:ascii="Times New Roman" w:hAnsi="Times New Roman" w:cs="Times New Roman"/>
+          <w:noProof/>
+          <w:sz w:val="28"/>
+          <w:szCs w:val="28"/>
+          <w:lang w:eastAsia="ru-RU"/>
+        </w:rPr>
+        <w:t>:</w:t>
       </w:r>
     </w:p>
     <w:p>
@@ -5353,6 +5294,16 @@
       <w:r>
         <w:rPr>
           <w:rFonts w:ascii="Consolas" w:eastAsia="Times New Roman" w:hAnsi="Consolas" w:cs="Times New Roman"/>
+          <w:color w:val="001080"/>
+          <w:sz w:val="19"/>
+          <w:szCs w:val="19"/>
+          <w:lang w:val="en-US" w:eastAsia="ru-RU"/>
+        </w:rPr>
+        <w:t>@16</w:t>
+      </w:r>
+      <w:r>
+        <w:rPr>
+          <w:rFonts w:ascii="Consolas" w:eastAsia="Times New Roman" w:hAnsi="Consolas" w:cs="Times New Roman"/>
           <w:color w:val="3B3B3B"/>
           <w:sz w:val="19"/>
           <w:szCs w:val="19"/>
@@ -5945,7 +5896,27 @@
           <w:szCs w:val="19"/>
           <w:lang w:val="en-US" w:eastAsia="ru-RU"/>
         </w:rPr>
-        <w:t>ret</w:t>
+        <w:t>r</w:t>
+      </w:r>
+      <w:r>
+        <w:rPr>
+          <w:rFonts w:ascii="Consolas" w:eastAsia="Times New Roman" w:hAnsi="Consolas" w:cs="Times New Roman"/>
+          <w:color w:val="0000FF"/>
+          <w:sz w:val="19"/>
+          <w:szCs w:val="19"/>
+          <w:lang w:val="en-US" w:eastAsia="ru-RU"/>
+        </w:rPr>
+        <w:t>et</w:t>
+      </w:r>
+      <w:r>
+        <w:rPr>
+          <w:rFonts w:ascii="Consolas" w:eastAsia="Times New Roman" w:hAnsi="Consolas" w:cs="Times New Roman"/>
+          <w:color w:val="0000FF"/>
+          <w:sz w:val="19"/>
+          <w:szCs w:val="19"/>
+          <w:lang w:val="en-US" w:eastAsia="ru-RU"/>
+        </w:rPr>
+        <w:t xml:space="preserve"> 16</w:t>
       </w:r>
     </w:p>
     <w:p>
@@ -5969,6 +5940,16 @@
           <w:lang w:val="en-US" w:eastAsia="ru-RU"/>
         </w:rPr>
         <w:t>_SUBSTRING</w:t>
+      </w:r>
+      <w:r>
+        <w:rPr>
+          <w:rFonts w:ascii="Consolas" w:eastAsia="Times New Roman" w:hAnsi="Consolas" w:cs="Times New Roman"/>
+          <w:color w:val="001080"/>
+          <w:sz w:val="19"/>
+          <w:szCs w:val="19"/>
+          <w:lang w:val="en-US" w:eastAsia="ru-RU"/>
+        </w:rPr>
+        <w:t>@16</w:t>
       </w:r>
       <w:r>
         <w:rPr>
@@ -11374,10 +11355,11 @@
   </w:font>
   <w:font w:name="Tahoma">
     <w:panose1 w:val="020B0604030504040204"/>
-    <w:charset w:val="CC"/>
+    <w:charset w:val="00"/>
     <w:family w:val="swiss"/>
+    <w:notTrueType/>
     <w:pitch w:val="variable"/>
-    <w:sig w:usb0="E1002EFF" w:usb1="C000605B" w:usb2="00000029" w:usb3="00000000" w:csb0="000101FF" w:csb1="00000000"/>
+    <w:sig w:usb0="00000003" w:usb1="00000000" w:usb2="00000000" w:usb3="00000000" w:csb0="00000001" w:csb1="00000000"/>
   </w:font>
   <w:font w:name="Arial">
     <w:panose1 w:val="020B0604020202020204"/>
@@ -11398,7 +11380,7 @@
     <w:charset w:val="CC"/>
     <w:family w:val="modern"/>
     <w:pitch w:val="fixed"/>
-    <w:sig w:usb0="A10002FF" w:usb1="4000F9FB" w:usb2="00040000" w:usb3="00000000" w:csb0="0000019F" w:csb1="00000000"/>
+    <w:sig w:usb0="A1002AFF" w:usb1="4000F9FB" w:usb2="00040000" w:usb3="00000000" w:csb0="000001FF" w:csb1="00000000"/>
   </w:font>
   <w:font w:name="Cambria">
     <w:panose1 w:val="02040503050406030204"/>
@@ -11481,6 +11463,7 @@
     <w:rsid w:val="00630017"/>
     <w:rsid w:val="006627B5"/>
     <w:rsid w:val="00666717"/>
+    <w:rsid w:val="00684CBD"/>
     <w:rsid w:val="0069127C"/>
     <w:rsid w:val="006B1984"/>
     <w:rsid w:val="006E5C18"/>
@@ -12110,7 +12093,7 @@
   <a:extraClrSchemeLst/>
   <a:extLst>
     <a:ext uri="{05A4C25C-085E-4340-85A3-A5531E510DB2}">
-      <thm15:themeFamily xmlns="" xmlns:thm15="http://schemas.microsoft.com/office/thememl/2012/main" name="Office Theme" id="{62F939B6-93AF-4DB8-9C6B-D6C7DFDC589F}" vid="{4A3C46E8-61CC-4603-A589-7422A47A8E4A}"/>
+      <thm15:themeFamily xmlns:thm15="http://schemas.microsoft.com/office/thememl/2012/main" xmlns="" name="Office Theme" id="{62F939B6-93AF-4DB8-9C6B-D6C7DFDC589F}" vid="{4A3C46E8-61CC-4603-A589-7422A47A8E4A}"/>
     </a:ext>
   </a:extLst>
 </a:theme>
